--- a/CN-Lab-Experiments/Experiment-Outputs/Computer-Networks-Lab-Outputs.docx
+++ b/CN-Lab-Experiments/Experiment-Outputs/Computer-Networks-Lab-Outputs.docx
@@ -100,7 +100,7 @@
           <w:noProof/>
         </w:rPr>
         <w:drawing>
-          <wp:inline distT="0" distB="0" distL="0" distR="0" wp14:anchorId="20F76A48" wp14:editId="1796A585">
+          <wp:inline distT="0" distB="0" distL="0" distR="0" wp14:anchorId="20F76A48" wp14:editId="617A6782">
             <wp:extent cx="5731510" cy="3224530"/>
             <wp:effectExtent l="0" t="0" r="2540" b="0"/>
             <wp:docPr id="1960120972" name="Picture 2"/>
@@ -175,7 +175,7 @@
           <w:noProof/>
         </w:rPr>
         <w:drawing>
-          <wp:inline distT="0" distB="0" distL="0" distR="0" wp14:anchorId="2D097EA6" wp14:editId="7AC5F6B6">
+          <wp:inline distT="0" distB="0" distL="0" distR="0" wp14:anchorId="2D097EA6" wp14:editId="3CE6132D">
             <wp:extent cx="5731510" cy="3224530"/>
             <wp:effectExtent l="0" t="0" r="2540" b="0"/>
             <wp:docPr id="490723364" name="Picture 3"/>
@@ -249,7 +249,7 @@
           <w:noProof/>
         </w:rPr>
         <w:drawing>
-          <wp:inline distT="0" distB="0" distL="0" distR="0" wp14:anchorId="61051900" wp14:editId="7346B621">
+          <wp:inline distT="0" distB="0" distL="0" distR="0" wp14:anchorId="61051900" wp14:editId="430F4C11">
             <wp:extent cx="5731510" cy="3224530"/>
             <wp:effectExtent l="0" t="0" r="2540" b="0"/>
             <wp:docPr id="1354899343" name="Picture 4"/>
@@ -324,7 +324,7 @@
           <w:noProof/>
         </w:rPr>
         <w:drawing>
-          <wp:inline distT="0" distB="0" distL="0" distR="0" wp14:anchorId="26B21D69" wp14:editId="169F2B24">
+          <wp:inline distT="0" distB="0" distL="0" distR="0" wp14:anchorId="26B21D69" wp14:editId="074D7F0A">
             <wp:extent cx="5731510" cy="3224530"/>
             <wp:effectExtent l="0" t="0" r="2540" b="0"/>
             <wp:docPr id="594982680" name="Picture 5"/>
@@ -399,7 +399,7 @@
           <w:noProof/>
         </w:rPr>
         <w:drawing>
-          <wp:inline distT="0" distB="0" distL="0" distR="0" wp14:anchorId="340843D6" wp14:editId="07C11DC1">
+          <wp:inline distT="0" distB="0" distL="0" distR="0" wp14:anchorId="340843D6" wp14:editId="6053BB83">
             <wp:extent cx="5731510" cy="3224530"/>
             <wp:effectExtent l="0" t="0" r="2540" b="0"/>
             <wp:docPr id="581998952" name="Picture 7"/>
@@ -452,7 +452,7 @@
           <w:noProof/>
         </w:rPr>
         <w:drawing>
-          <wp:inline distT="0" distB="0" distL="0" distR="0" wp14:anchorId="3C1F4B0C" wp14:editId="065BB87C">
+          <wp:inline distT="0" distB="0" distL="0" distR="0" wp14:anchorId="3C1F4B0C" wp14:editId="58BCDC13">
             <wp:extent cx="5731510" cy="3224530"/>
             <wp:effectExtent l="0" t="0" r="2540" b="0"/>
             <wp:docPr id="131450607" name="Picture 6"/>
@@ -668,7 +668,7 @@
           <w:noProof/>
         </w:rPr>
         <w:drawing>
-          <wp:inline distT="0" distB="0" distL="0" distR="0" wp14:anchorId="2FED156A" wp14:editId="056CA9B8">
+          <wp:inline distT="0" distB="0" distL="0" distR="0" wp14:anchorId="2FED156A" wp14:editId="7AB6FAB5">
             <wp:extent cx="5731510" cy="3224530"/>
             <wp:effectExtent l="0" t="0" r="2540" b="0"/>
             <wp:docPr id="1814943675" name="Picture 11"/>
@@ -721,7 +721,7 @@
           <w:noProof/>
         </w:rPr>
         <w:drawing>
-          <wp:inline distT="0" distB="0" distL="0" distR="0" wp14:anchorId="355B3E7A" wp14:editId="1F867CC1">
+          <wp:inline distT="0" distB="0" distL="0" distR="0" wp14:anchorId="355B3E7A" wp14:editId="7A35BD95">
             <wp:extent cx="5731510" cy="3224530"/>
             <wp:effectExtent l="0" t="0" r="2540" b="0"/>
             <wp:docPr id="1393713366" name="Picture 10"/>
@@ -800,7 +800,7 @@
           <w:noProof/>
         </w:rPr>
         <w:drawing>
-          <wp:inline distT="0" distB="0" distL="0" distR="0" wp14:anchorId="6EC27C5B" wp14:editId="0D981C68">
+          <wp:inline distT="0" distB="0" distL="0" distR="0" wp14:anchorId="6EC27C5B" wp14:editId="20BC7DE0">
             <wp:extent cx="5731510" cy="3224530"/>
             <wp:effectExtent l="0" t="0" r="2540" b="0"/>
             <wp:docPr id="604852132" name="Picture 13"/>
@@ -853,7 +853,7 @@
           <w:noProof/>
         </w:rPr>
         <w:drawing>
-          <wp:inline distT="0" distB="0" distL="0" distR="0" wp14:anchorId="3629AEF6" wp14:editId="7736D50C">
+          <wp:inline distT="0" distB="0" distL="0" distR="0" wp14:anchorId="3629AEF6" wp14:editId="25FE1D73">
             <wp:extent cx="5731510" cy="3224530"/>
             <wp:effectExtent l="0" t="0" r="2540" b="0"/>
             <wp:docPr id="1114359427" name="Picture 12"/>
@@ -986,7 +986,7 @@
           <w:noProof/>
         </w:rPr>
         <w:drawing>
-          <wp:inline distT="0" distB="0" distL="0" distR="0" wp14:anchorId="1B3B494E" wp14:editId="24C8B518">
+          <wp:inline distT="0" distB="0" distL="0" distR="0" wp14:anchorId="1B3B494E" wp14:editId="32A2AE1B">
             <wp:extent cx="5731510" cy="3224530"/>
             <wp:effectExtent l="0" t="0" r="2540" b="0"/>
             <wp:docPr id="1843338837" name="Picture 14"/>
@@ -1035,6 +1035,392 @@
         </w:drawing>
       </w:r>
     </w:p>
+    <w:p/>
+    <w:p>
+      <w:pPr>
+        <w:pStyle w:val="Heading1"/>
+        <w:rPr>
+          <w:rFonts w:ascii="Times New Roman" w:hAnsi="Times New Roman" w:cs="Times New Roman"/>
+          <w:b/>
+          <w:bCs/>
+        </w:rPr>
+      </w:pPr>
+      <w:r>
+        <w:rPr>
+          <w:noProof/>
+        </w:rPr>
+        <w:lastRenderedPageBreak/>
+        <w:drawing>
+          <wp:anchor distT="0" distB="0" distL="114300" distR="114300" simplePos="0" relativeHeight="251658240" behindDoc="0" locked="0" layoutInCell="1" allowOverlap="1" wp14:anchorId="7909C5B8" wp14:editId="4B31053C">
+            <wp:simplePos x="0" y="0"/>
+            <wp:positionH relativeFrom="margin">
+              <wp:align>center</wp:align>
+            </wp:positionH>
+            <wp:positionV relativeFrom="paragraph">
+              <wp:posOffset>4337050</wp:posOffset>
+            </wp:positionV>
+            <wp:extent cx="5731510" cy="3223895"/>
+            <wp:effectExtent l="0" t="0" r="2540" b="0"/>
+            <wp:wrapSquare wrapText="bothSides"/>
+            <wp:docPr id="1990291798" name="Picture 1"/>
+            <wp:cNvGraphicFramePr>
+              <a:graphicFrameLocks xmlns:a="http://schemas.openxmlformats.org/drawingml/2006/main" noChangeAspect="1"/>
+            </wp:cNvGraphicFramePr>
+            <a:graphic xmlns:a="http://schemas.openxmlformats.org/drawingml/2006/main">
+              <a:graphicData uri="http://schemas.openxmlformats.org/drawingml/2006/picture">
+                <pic:pic xmlns:pic="http://schemas.openxmlformats.org/drawingml/2006/picture">
+                  <pic:nvPicPr>
+                    <pic:cNvPr id="0" name="Picture 1"/>
+                    <pic:cNvPicPr>
+                      <a:picLocks noChangeAspect="1" noChangeArrowheads="1"/>
+                    </pic:cNvPicPr>
+                  </pic:nvPicPr>
+                  <pic:blipFill>
+                    <a:blip r:embed="rId19" cstate="print">
+                      <a:extLst>
+                        <a:ext uri="{28A0092B-C50C-407E-A947-70E740481C1C}">
+                          <a14:useLocalDpi xmlns:a14="http://schemas.microsoft.com/office/drawing/2010/main" val="0"/>
+                        </a:ext>
+                      </a:extLst>
+                    </a:blip>
+                    <a:srcRect/>
+                    <a:stretch>
+                      <a:fillRect/>
+                    </a:stretch>
+                  </pic:blipFill>
+                  <pic:spPr bwMode="auto">
+                    <a:xfrm>
+                      <a:off x="0" y="0"/>
+                      <a:ext cx="5731510" cy="3223895"/>
+                    </a:xfrm>
+                    <a:prstGeom prst="rect">
+                      <a:avLst/>
+                    </a:prstGeom>
+                    <a:noFill/>
+                    <a:ln>
+                      <a:noFill/>
+                    </a:ln>
+                  </pic:spPr>
+                </pic:pic>
+              </a:graphicData>
+            </a:graphic>
+          </wp:anchor>
+        </w:drawing>
+      </w:r>
+      <w:r>
+        <w:rPr>
+          <w:rFonts w:ascii="Times New Roman" w:hAnsi="Times New Roman" w:cs="Times New Roman"/>
+          <w:b/>
+          <w:bCs/>
+        </w:rPr>
+        <w:t>Experiment-1</w:t>
+      </w:r>
+      <w:r>
+        <w:rPr>
+          <w:rFonts w:ascii="Times New Roman" w:hAnsi="Times New Roman" w:cs="Times New Roman"/>
+          <w:b/>
+          <w:bCs/>
+        </w:rPr>
+        <w:t>1</w:t>
+      </w:r>
+      <w:r>
+        <w:rPr>
+          <w:rFonts w:ascii="Times New Roman" w:hAnsi="Times New Roman" w:cs="Times New Roman"/>
+          <w:b/>
+          <w:bCs/>
+        </w:rPr>
+        <w:t>-Computer-Lab</w:t>
+      </w:r>
+      <w:r>
+        <w:rPr>
+          <w:rFonts w:ascii="Times New Roman" w:hAnsi="Times New Roman" w:cs="Times New Roman"/>
+          <w:b/>
+          <w:bCs/>
+        </w:rPr>
+        <w:t xml:space="preserve"> Router to Router Communication Using Static Routing</w:t>
+      </w:r>
+      <w:r>
+        <w:rPr>
+          <w:noProof/>
+        </w:rPr>
+        <w:drawing>
+          <wp:inline distT="0" distB="0" distL="0" distR="0" wp14:anchorId="2CFCCB23" wp14:editId="2EAA028F">
+            <wp:extent cx="5731510" cy="3223895"/>
+            <wp:effectExtent l="0" t="0" r="2540" b="0"/>
+            <wp:docPr id="2087405443" name="Picture 2"/>
+            <wp:cNvGraphicFramePr>
+              <a:graphicFrameLocks xmlns:a="http://schemas.openxmlformats.org/drawingml/2006/main" noChangeAspect="1"/>
+            </wp:cNvGraphicFramePr>
+            <a:graphic xmlns:a="http://schemas.openxmlformats.org/drawingml/2006/main">
+              <a:graphicData uri="http://schemas.openxmlformats.org/drawingml/2006/picture">
+                <pic:pic xmlns:pic="http://schemas.openxmlformats.org/drawingml/2006/picture">
+                  <pic:nvPicPr>
+                    <pic:cNvPr id="0" name="Picture 2"/>
+                    <pic:cNvPicPr>
+                      <a:picLocks noChangeAspect="1" noChangeArrowheads="1"/>
+                    </pic:cNvPicPr>
+                  </pic:nvPicPr>
+                  <pic:blipFill>
+                    <a:blip r:embed="rId20" cstate="print">
+                      <a:extLst>
+                        <a:ext uri="{28A0092B-C50C-407E-A947-70E740481C1C}">
+                          <a14:useLocalDpi xmlns:a14="http://schemas.microsoft.com/office/drawing/2010/main" val="0"/>
+                        </a:ext>
+                      </a:extLst>
+                    </a:blip>
+                    <a:srcRect/>
+                    <a:stretch>
+                      <a:fillRect/>
+                    </a:stretch>
+                  </pic:blipFill>
+                  <pic:spPr bwMode="auto">
+                    <a:xfrm>
+                      <a:off x="0" y="0"/>
+                      <a:ext cx="5731510" cy="3223895"/>
+                    </a:xfrm>
+                    <a:prstGeom prst="rect">
+                      <a:avLst/>
+                    </a:prstGeom>
+                    <a:noFill/>
+                    <a:ln>
+                      <a:noFill/>
+                    </a:ln>
+                  </pic:spPr>
+                </pic:pic>
+              </a:graphicData>
+            </a:graphic>
+          </wp:inline>
+        </w:drawing>
+      </w:r>
+    </w:p>
+    <w:p>
+      <w:r>
+        <w:rPr>
+          <w:noProof/>
+        </w:rPr>
+        <w:lastRenderedPageBreak/>
+        <w:drawing>
+          <wp:inline distT="0" distB="0" distL="0" distR="0" wp14:anchorId="698A5EB3" wp14:editId="2DABB0CA">
+            <wp:extent cx="5731510" cy="3223895"/>
+            <wp:effectExtent l="0" t="0" r="2540" b="0"/>
+            <wp:docPr id="531167841" name="Picture 4"/>
+            <wp:cNvGraphicFramePr>
+              <a:graphicFrameLocks xmlns:a="http://schemas.openxmlformats.org/drawingml/2006/main" noChangeAspect="1"/>
+            </wp:cNvGraphicFramePr>
+            <a:graphic xmlns:a="http://schemas.openxmlformats.org/drawingml/2006/main">
+              <a:graphicData uri="http://schemas.openxmlformats.org/drawingml/2006/picture">
+                <pic:pic xmlns:pic="http://schemas.openxmlformats.org/drawingml/2006/picture">
+                  <pic:nvPicPr>
+                    <pic:cNvPr id="0" name="Picture 7"/>
+                    <pic:cNvPicPr>
+                      <a:picLocks noChangeAspect="1" noChangeArrowheads="1"/>
+                    </pic:cNvPicPr>
+                  </pic:nvPicPr>
+                  <pic:blipFill>
+                    <a:blip r:embed="rId21" cstate="print">
+                      <a:extLst>
+                        <a:ext uri="{28A0092B-C50C-407E-A947-70E740481C1C}">
+                          <a14:useLocalDpi xmlns:a14="http://schemas.microsoft.com/office/drawing/2010/main" val="0"/>
+                        </a:ext>
+                      </a:extLst>
+                    </a:blip>
+                    <a:srcRect/>
+                    <a:stretch>
+                      <a:fillRect/>
+                    </a:stretch>
+                  </pic:blipFill>
+                  <pic:spPr bwMode="auto">
+                    <a:xfrm>
+                      <a:off x="0" y="0"/>
+                      <a:ext cx="5731510" cy="3223895"/>
+                    </a:xfrm>
+                    <a:prstGeom prst="rect">
+                      <a:avLst/>
+                    </a:prstGeom>
+                    <a:noFill/>
+                    <a:ln>
+                      <a:noFill/>
+                    </a:ln>
+                  </pic:spPr>
+                </pic:pic>
+              </a:graphicData>
+            </a:graphic>
+          </wp:inline>
+        </w:drawing>
+      </w:r>
+    </w:p>
+    <w:p/>
+    <w:p>
+      <w:pPr>
+        <w:pStyle w:val="Heading1"/>
+        <w:rPr>
+          <w:rFonts w:ascii="Times New Roman" w:hAnsi="Times New Roman" w:cs="Times New Roman"/>
+          <w:b/>
+          <w:bCs/>
+        </w:rPr>
+      </w:pPr>
+      <w:r>
+        <w:rPr>
+          <w:rFonts w:ascii="Times New Roman" w:hAnsi="Times New Roman" w:cs="Times New Roman"/>
+          <w:b/>
+          <w:bCs/>
+        </w:rPr>
+        <w:t>Experiment-12-Tcp-Functionalities</w:t>
+      </w:r>
+    </w:p>
+    <w:p>
+      <w:r>
+        <w:rPr>
+          <w:noProof/>
+        </w:rPr>
+        <w:drawing>
+          <wp:inline distT="0" distB="0" distL="0" distR="0" wp14:anchorId="35832E02" wp14:editId="6852058C">
+            <wp:extent cx="5731510" cy="3223895"/>
+            <wp:effectExtent l="0" t="0" r="2540" b="0"/>
+            <wp:docPr id="1722242667" name="Picture 1"/>
+            <wp:cNvGraphicFramePr>
+              <a:graphicFrameLocks xmlns:a="http://schemas.openxmlformats.org/drawingml/2006/main" noChangeAspect="1"/>
+            </wp:cNvGraphicFramePr>
+            <a:graphic xmlns:a="http://schemas.openxmlformats.org/drawingml/2006/main">
+              <a:graphicData uri="http://schemas.openxmlformats.org/drawingml/2006/picture">
+                <pic:pic xmlns:pic="http://schemas.openxmlformats.org/drawingml/2006/picture">
+                  <pic:nvPicPr>
+                    <pic:cNvPr id="1722242667" name=""/>
+                    <pic:cNvPicPr/>
+                  </pic:nvPicPr>
+                  <pic:blipFill>
+                    <a:blip r:embed="rId22"/>
+                    <a:stretch>
+                      <a:fillRect/>
+                    </a:stretch>
+                  </pic:blipFill>
+                  <pic:spPr>
+                    <a:xfrm>
+                      <a:off x="0" y="0"/>
+                      <a:ext cx="5731510" cy="3223895"/>
+                    </a:xfrm>
+                    <a:prstGeom prst="rect">
+                      <a:avLst/>
+                    </a:prstGeom>
+                  </pic:spPr>
+                </pic:pic>
+              </a:graphicData>
+            </a:graphic>
+          </wp:inline>
+        </w:drawing>
+      </w:r>
+    </w:p>
+    <w:p/>
+    <w:p>
+      <w:pPr>
+        <w:pStyle w:val="Heading1"/>
+        <w:rPr>
+          <w:rFonts w:ascii="Times New Roman" w:hAnsi="Times New Roman" w:cs="Times New Roman"/>
+          <w:b/>
+          <w:bCs/>
+        </w:rPr>
+      </w:pPr>
+      <w:r>
+        <w:rPr>
+          <w:rFonts w:ascii="Times New Roman" w:hAnsi="Times New Roman" w:cs="Times New Roman"/>
+          <w:b/>
+          <w:bCs/>
+        </w:rPr>
+        <w:lastRenderedPageBreak/>
+        <w:t>Experiment-1</w:t>
+      </w:r>
+      <w:r>
+        <w:rPr>
+          <w:rFonts w:ascii="Times New Roman" w:hAnsi="Times New Roman" w:cs="Times New Roman"/>
+          <w:b/>
+          <w:bCs/>
+        </w:rPr>
+        <w:t>3</w:t>
+      </w:r>
+      <w:r>
+        <w:rPr>
+          <w:rFonts w:ascii="Times New Roman" w:hAnsi="Times New Roman" w:cs="Times New Roman"/>
+          <w:b/>
+          <w:bCs/>
+        </w:rPr>
+        <w:t>-</w:t>
+      </w:r>
+      <w:r>
+        <w:t xml:space="preserve"> </w:t>
+      </w:r>
+      <w:r>
+        <w:rPr>
+          <w:rFonts w:ascii="Times New Roman" w:hAnsi="Times New Roman" w:cs="Times New Roman"/>
+          <w:b/>
+          <w:bCs/>
+        </w:rPr>
+        <w:t>E</w:t>
+      </w:r>
+      <w:r>
+        <w:rPr>
+          <w:rFonts w:ascii="Times New Roman" w:hAnsi="Times New Roman" w:cs="Times New Roman"/>
+          <w:b/>
+          <w:bCs/>
+        </w:rPr>
+        <w:t>xperiment-class-c-subnetting</w:t>
+      </w:r>
+    </w:p>
+    <w:p>
+      <w:r>
+        <w:rPr>
+          <w:noProof/>
+        </w:rPr>
+        <w:drawing>
+          <wp:inline distT="0" distB="0" distL="0" distR="0" wp14:anchorId="04D32E17" wp14:editId="394A038A">
+            <wp:extent cx="5731510" cy="3223895"/>
+            <wp:effectExtent l="0" t="0" r="2540" b="0"/>
+            <wp:docPr id="315219251" name="Picture 1"/>
+            <wp:cNvGraphicFramePr>
+              <a:graphicFrameLocks xmlns:a="http://schemas.openxmlformats.org/drawingml/2006/main" noChangeAspect="1"/>
+            </wp:cNvGraphicFramePr>
+            <a:graphic xmlns:a="http://schemas.openxmlformats.org/drawingml/2006/main">
+              <a:graphicData uri="http://schemas.openxmlformats.org/drawingml/2006/picture">
+                <pic:pic xmlns:pic="http://schemas.openxmlformats.org/drawingml/2006/picture">
+                  <pic:nvPicPr>
+                    <pic:cNvPr id="0" name="Picture 1"/>
+                    <pic:cNvPicPr>
+                      <a:picLocks noChangeAspect="1" noChangeArrowheads="1"/>
+                    </pic:cNvPicPr>
+                  </pic:nvPicPr>
+                  <pic:blipFill>
+                    <a:blip r:embed="rId23" cstate="print">
+                      <a:extLst>
+                        <a:ext uri="{28A0092B-C50C-407E-A947-70E740481C1C}">
+                          <a14:useLocalDpi xmlns:a14="http://schemas.microsoft.com/office/drawing/2010/main" val="0"/>
+                        </a:ext>
+                      </a:extLst>
+                    </a:blip>
+                    <a:srcRect/>
+                    <a:stretch>
+                      <a:fillRect/>
+                    </a:stretch>
+                  </pic:blipFill>
+                  <pic:spPr bwMode="auto">
+                    <a:xfrm>
+                      <a:off x="0" y="0"/>
+                      <a:ext cx="5731510" cy="3223895"/>
+                    </a:xfrm>
+                    <a:prstGeom prst="rect">
+                      <a:avLst/>
+                    </a:prstGeom>
+                    <a:noFill/>
+                    <a:ln>
+                      <a:noFill/>
+                    </a:ln>
+                  </pic:spPr>
+                </pic:pic>
+              </a:graphicData>
+            </a:graphic>
+          </wp:inline>
+        </w:drawing>
+      </w:r>
+    </w:p>
+    <w:p/>
     <w:sectPr>
       <w:pgSz w:w="11906" w:h="16838"/>
       <w:pgMar w:top="1440" w:right="1440" w:bottom="1440" w:left="1440" w:header="708" w:footer="708" w:gutter="0"/>

--- a/CN-Lab-Experiments/Experiment-Outputs/Computer-Networks-Lab-Outputs.docx
+++ b/CN-Lab-Experiments/Experiment-Outputs/Computer-Networks-Lab-Outputs.docx
@@ -100,7 +100,7 @@
           <w:noProof/>
         </w:rPr>
         <w:drawing>
-          <wp:inline distT="0" distB="0" distL="0" distR="0" wp14:anchorId="20F76A48" wp14:editId="617A6782">
+          <wp:inline distT="0" distB="0" distL="0" distR="0" wp14:anchorId="20F76A48" wp14:editId="06589C74">
             <wp:extent cx="5731510" cy="3224530"/>
             <wp:effectExtent l="0" t="0" r="2540" b="0"/>
             <wp:docPr id="1960120972" name="Picture 2"/>
@@ -175,7 +175,7 @@
           <w:noProof/>
         </w:rPr>
         <w:drawing>
-          <wp:inline distT="0" distB="0" distL="0" distR="0" wp14:anchorId="2D097EA6" wp14:editId="3CE6132D">
+          <wp:inline distT="0" distB="0" distL="0" distR="0" wp14:anchorId="2D097EA6" wp14:editId="2B94CBBB">
             <wp:extent cx="5731510" cy="3224530"/>
             <wp:effectExtent l="0" t="0" r="2540" b="0"/>
             <wp:docPr id="490723364" name="Picture 3"/>
@@ -249,7 +249,7 @@
           <w:noProof/>
         </w:rPr>
         <w:drawing>
-          <wp:inline distT="0" distB="0" distL="0" distR="0" wp14:anchorId="61051900" wp14:editId="430F4C11">
+          <wp:inline distT="0" distB="0" distL="0" distR="0" wp14:anchorId="61051900" wp14:editId="6A17BC04">
             <wp:extent cx="5731510" cy="3224530"/>
             <wp:effectExtent l="0" t="0" r="2540" b="0"/>
             <wp:docPr id="1354899343" name="Picture 4"/>
@@ -324,7 +324,7 @@
           <w:noProof/>
         </w:rPr>
         <w:drawing>
-          <wp:inline distT="0" distB="0" distL="0" distR="0" wp14:anchorId="26B21D69" wp14:editId="074D7F0A">
+          <wp:inline distT="0" distB="0" distL="0" distR="0" wp14:anchorId="26B21D69" wp14:editId="31461EC8">
             <wp:extent cx="5731510" cy="3224530"/>
             <wp:effectExtent l="0" t="0" r="2540" b="0"/>
             <wp:docPr id="594982680" name="Picture 5"/>
@@ -399,7 +399,7 @@
           <w:noProof/>
         </w:rPr>
         <w:drawing>
-          <wp:inline distT="0" distB="0" distL="0" distR="0" wp14:anchorId="340843D6" wp14:editId="6053BB83">
+          <wp:inline distT="0" distB="0" distL="0" distR="0" wp14:anchorId="340843D6" wp14:editId="5DB2D945">
             <wp:extent cx="5731510" cy="3224530"/>
             <wp:effectExtent l="0" t="0" r="2540" b="0"/>
             <wp:docPr id="581998952" name="Picture 7"/>
@@ -452,7 +452,7 @@
           <w:noProof/>
         </w:rPr>
         <w:drawing>
-          <wp:inline distT="0" distB="0" distL="0" distR="0" wp14:anchorId="3C1F4B0C" wp14:editId="58BCDC13">
+          <wp:inline distT="0" distB="0" distL="0" distR="0" wp14:anchorId="3C1F4B0C" wp14:editId="534D75F3">
             <wp:extent cx="5731510" cy="3224530"/>
             <wp:effectExtent l="0" t="0" r="2540" b="0"/>
             <wp:docPr id="131450607" name="Picture 6"/>
@@ -668,7 +668,7 @@
           <w:noProof/>
         </w:rPr>
         <w:drawing>
-          <wp:inline distT="0" distB="0" distL="0" distR="0" wp14:anchorId="2FED156A" wp14:editId="7AB6FAB5">
+          <wp:inline distT="0" distB="0" distL="0" distR="0" wp14:anchorId="2FED156A" wp14:editId="512353AA">
             <wp:extent cx="5731510" cy="3224530"/>
             <wp:effectExtent l="0" t="0" r="2540" b="0"/>
             <wp:docPr id="1814943675" name="Picture 11"/>
@@ -721,7 +721,7 @@
           <w:noProof/>
         </w:rPr>
         <w:drawing>
-          <wp:inline distT="0" distB="0" distL="0" distR="0" wp14:anchorId="355B3E7A" wp14:editId="7A35BD95">
+          <wp:inline distT="0" distB="0" distL="0" distR="0" wp14:anchorId="355B3E7A" wp14:editId="77AA08DF">
             <wp:extent cx="5731510" cy="3224530"/>
             <wp:effectExtent l="0" t="0" r="2540" b="0"/>
             <wp:docPr id="1393713366" name="Picture 10"/>
@@ -800,7 +800,7 @@
           <w:noProof/>
         </w:rPr>
         <w:drawing>
-          <wp:inline distT="0" distB="0" distL="0" distR="0" wp14:anchorId="6EC27C5B" wp14:editId="20BC7DE0">
+          <wp:inline distT="0" distB="0" distL="0" distR="0" wp14:anchorId="6EC27C5B" wp14:editId="61C903F7">
             <wp:extent cx="5731510" cy="3224530"/>
             <wp:effectExtent l="0" t="0" r="2540" b="0"/>
             <wp:docPr id="604852132" name="Picture 13"/>
@@ -853,7 +853,7 @@
           <w:noProof/>
         </w:rPr>
         <w:drawing>
-          <wp:inline distT="0" distB="0" distL="0" distR="0" wp14:anchorId="3629AEF6" wp14:editId="25FE1D73">
+          <wp:inline distT="0" distB="0" distL="0" distR="0" wp14:anchorId="3629AEF6" wp14:editId="3AD3935C">
             <wp:extent cx="5731510" cy="3224530"/>
             <wp:effectExtent l="0" t="0" r="2540" b="0"/>
             <wp:docPr id="1114359427" name="Picture 12"/>
@@ -986,7 +986,7 @@
           <w:noProof/>
         </w:rPr>
         <w:drawing>
-          <wp:inline distT="0" distB="0" distL="0" distR="0" wp14:anchorId="1B3B494E" wp14:editId="32A2AE1B">
+          <wp:inline distT="0" distB="0" distL="0" distR="0" wp14:anchorId="1B3B494E" wp14:editId="702AF3B0">
             <wp:extent cx="5731510" cy="3224530"/>
             <wp:effectExtent l="0" t="0" r="2540" b="0"/>
             <wp:docPr id="1843338837" name="Picture 14"/>
@@ -1051,7 +1051,7 @@
         </w:rPr>
         <w:lastRenderedPageBreak/>
         <w:drawing>
-          <wp:anchor distT="0" distB="0" distL="114300" distR="114300" simplePos="0" relativeHeight="251658240" behindDoc="0" locked="0" layoutInCell="1" allowOverlap="1" wp14:anchorId="7909C5B8" wp14:editId="4B31053C">
+          <wp:anchor distT="0" distB="0" distL="114300" distR="114300" simplePos="0" relativeHeight="251658240" behindDoc="0" locked="0" layoutInCell="1" allowOverlap="1" wp14:anchorId="7909C5B8" wp14:editId="6B2B1E01">
             <wp:simplePos x="0" y="0"/>
             <wp:positionH relativeFrom="margin">
               <wp:align>center</wp:align>
@@ -1144,7 +1144,7 @@
           <w:noProof/>
         </w:rPr>
         <w:drawing>
-          <wp:inline distT="0" distB="0" distL="0" distR="0" wp14:anchorId="2CFCCB23" wp14:editId="2EAA028F">
+          <wp:inline distT="0" distB="0" distL="0" distR="0" wp14:anchorId="2CFCCB23" wp14:editId="07127BFC">
             <wp:extent cx="5731510" cy="3223895"/>
             <wp:effectExtent l="0" t="0" r="2540" b="0"/>
             <wp:docPr id="2087405443" name="Picture 2"/>
@@ -1200,7 +1200,7 @@
         </w:rPr>
         <w:lastRenderedPageBreak/>
         <w:drawing>
-          <wp:inline distT="0" distB="0" distL="0" distR="0" wp14:anchorId="698A5EB3" wp14:editId="2DABB0CA">
+          <wp:inline distT="0" distB="0" distL="0" distR="0" wp14:anchorId="698A5EB3" wp14:editId="32552252">
             <wp:extent cx="5731510" cy="3223895"/>
             <wp:effectExtent l="0" t="0" r="2540" b="0"/>
             <wp:docPr id="531167841" name="Picture 4"/>
@@ -1371,7 +1371,7 @@
           <w:noProof/>
         </w:rPr>
         <w:drawing>
-          <wp:inline distT="0" distB="0" distL="0" distR="0" wp14:anchorId="04D32E17" wp14:editId="394A038A">
+          <wp:inline distT="0" distB="0" distL="0" distR="0" wp14:anchorId="04D32E17" wp14:editId="371B6DEE">
             <wp:extent cx="5731510" cy="3223895"/>
             <wp:effectExtent l="0" t="0" r="2540" b="0"/>
             <wp:docPr id="315219251" name="Picture 1"/>
@@ -1420,7 +1420,336 @@
         </w:drawing>
       </w:r>
     </w:p>
-    <w:p/>
+    <w:p>
+      <w:pPr>
+        <w:pStyle w:val="Heading1"/>
+        <w:rPr>
+          <w:rFonts w:ascii="Times New Roman" w:hAnsi="Times New Roman" w:cs="Times New Roman"/>
+          <w:b/>
+          <w:bCs/>
+        </w:rPr>
+      </w:pPr>
+      <w:r>
+        <w:rPr>
+          <w:rFonts w:ascii="Times New Roman" w:hAnsi="Times New Roman" w:cs="Times New Roman"/>
+          <w:b/>
+          <w:bCs/>
+        </w:rPr>
+        <w:t>Experiment-1</w:t>
+      </w:r>
+      <w:r>
+        <w:rPr>
+          <w:rFonts w:ascii="Times New Roman" w:hAnsi="Times New Roman" w:cs="Times New Roman"/>
+          <w:b/>
+          <w:bCs/>
+        </w:rPr>
+        <w:t>4</w:t>
+      </w:r>
+      <w:r>
+        <w:rPr>
+          <w:rFonts w:ascii="Times New Roman" w:hAnsi="Times New Roman" w:cs="Times New Roman"/>
+          <w:b/>
+          <w:bCs/>
+        </w:rPr>
+        <w:t xml:space="preserve">- </w:t>
+      </w:r>
+      <w:proofErr w:type="spellStart"/>
+      <w:r>
+        <w:rPr>
+          <w:rFonts w:ascii="Times New Roman" w:hAnsi="Times New Roman" w:cs="Times New Roman"/>
+          <w:b/>
+          <w:bCs/>
+        </w:rPr>
+        <w:t>xyz</w:t>
+      </w:r>
+      <w:proofErr w:type="spellEnd"/>
+      <w:r>
+        <w:rPr>
+          <w:rFonts w:ascii="Times New Roman" w:hAnsi="Times New Roman" w:cs="Times New Roman"/>
+          <w:b/>
+          <w:bCs/>
+        </w:rPr>
+        <w:t>-company-network-design</w:t>
+      </w:r>
+    </w:p>
+    <w:p>
+      <w:pPr>
+        <w:rPr>
+          <w:rFonts w:ascii="Times New Roman" w:hAnsi="Times New Roman" w:cs="Times New Roman"/>
+          <w:b/>
+          <w:bCs/>
+          <w:sz w:val="40"/>
+          <w:szCs w:val="40"/>
+        </w:rPr>
+      </w:pPr>
+      <w:r>
+        <w:rPr>
+          <w:noProof/>
+        </w:rPr>
+        <w:drawing>
+          <wp:inline distT="0" distB="0" distL="0" distR="0" wp14:anchorId="2ECCDB4A" wp14:editId="39D8394F">
+            <wp:extent cx="5731510" cy="3224530"/>
+            <wp:effectExtent l="0" t="0" r="2540" b="0"/>
+            <wp:docPr id="2057053822" name="Picture 1"/>
+            <wp:cNvGraphicFramePr>
+              <a:graphicFrameLocks xmlns:a="http://schemas.openxmlformats.org/drawingml/2006/main" noChangeAspect="1"/>
+            </wp:cNvGraphicFramePr>
+            <a:graphic xmlns:a="http://schemas.openxmlformats.org/drawingml/2006/main">
+              <a:graphicData uri="http://schemas.openxmlformats.org/drawingml/2006/picture">
+                <pic:pic xmlns:pic="http://schemas.openxmlformats.org/drawingml/2006/picture">
+                  <pic:nvPicPr>
+                    <pic:cNvPr id="0" name="Picture 1"/>
+                    <pic:cNvPicPr>
+                      <a:picLocks noChangeAspect="1" noChangeArrowheads="1"/>
+                    </pic:cNvPicPr>
+                  </pic:nvPicPr>
+                  <pic:blipFill>
+                    <a:blip r:embed="rId24" cstate="print">
+                      <a:extLst>
+                        <a:ext uri="{28A0092B-C50C-407E-A947-70E740481C1C}">
+                          <a14:useLocalDpi xmlns:a14="http://schemas.microsoft.com/office/drawing/2010/main" val="0"/>
+                        </a:ext>
+                      </a:extLst>
+                    </a:blip>
+                    <a:srcRect/>
+                    <a:stretch>
+                      <a:fillRect/>
+                    </a:stretch>
+                  </pic:blipFill>
+                  <pic:spPr bwMode="auto">
+                    <a:xfrm>
+                      <a:off x="0" y="0"/>
+                      <a:ext cx="5731510" cy="3224530"/>
+                    </a:xfrm>
+                    <a:prstGeom prst="rect">
+                      <a:avLst/>
+                    </a:prstGeom>
+                    <a:noFill/>
+                    <a:ln>
+                      <a:noFill/>
+                    </a:ln>
+                  </pic:spPr>
+                </pic:pic>
+              </a:graphicData>
+            </a:graphic>
+          </wp:inline>
+        </w:drawing>
+      </w:r>
+    </w:p>
+    <w:p>
+      <w:pPr>
+        <w:rPr>
+          <w:rFonts w:ascii="Times New Roman" w:hAnsi="Times New Roman" w:cs="Times New Roman"/>
+          <w:b/>
+          <w:bCs/>
+          <w:sz w:val="40"/>
+          <w:szCs w:val="40"/>
+        </w:rPr>
+      </w:pPr>
+    </w:p>
+    <w:p>
+      <w:pPr>
+        <w:pStyle w:val="Heading1"/>
+        <w:rPr>
+          <w:rFonts w:ascii="Times New Roman" w:hAnsi="Times New Roman" w:cs="Times New Roman"/>
+          <w:b/>
+          <w:bCs/>
+        </w:rPr>
+      </w:pPr>
+      <w:r>
+        <w:rPr>
+          <w:noProof/>
+        </w:rPr>
+        <w:lastRenderedPageBreak/>
+        <w:drawing>
+          <wp:anchor distT="0" distB="0" distL="114300" distR="114300" simplePos="0" relativeHeight="251659264" behindDoc="0" locked="0" layoutInCell="1" allowOverlap="1" wp14:anchorId="12AB0EF7" wp14:editId="35B9F426">
+            <wp:simplePos x="0" y="0"/>
+            <wp:positionH relativeFrom="margin">
+              <wp:align>right</wp:align>
+            </wp:positionH>
+            <wp:positionV relativeFrom="paragraph">
+              <wp:posOffset>3838630</wp:posOffset>
+            </wp:positionV>
+            <wp:extent cx="5731510" cy="3224530"/>
+            <wp:effectExtent l="0" t="0" r="2540" b="0"/>
+            <wp:wrapSquare wrapText="bothSides"/>
+            <wp:docPr id="683239868" name="Picture 3"/>
+            <wp:cNvGraphicFramePr>
+              <a:graphicFrameLocks xmlns:a="http://schemas.openxmlformats.org/drawingml/2006/main" noChangeAspect="1"/>
+            </wp:cNvGraphicFramePr>
+            <a:graphic xmlns:a="http://schemas.openxmlformats.org/drawingml/2006/main">
+              <a:graphicData uri="http://schemas.openxmlformats.org/drawingml/2006/picture">
+                <pic:pic xmlns:pic="http://schemas.openxmlformats.org/drawingml/2006/picture">
+                  <pic:nvPicPr>
+                    <pic:cNvPr id="0" name="Picture 4"/>
+                    <pic:cNvPicPr>
+                      <a:picLocks noChangeAspect="1" noChangeArrowheads="1"/>
+                    </pic:cNvPicPr>
+                  </pic:nvPicPr>
+                  <pic:blipFill>
+                    <a:blip r:embed="rId25" cstate="print">
+                      <a:extLst>
+                        <a:ext uri="{28A0092B-C50C-407E-A947-70E740481C1C}">
+                          <a14:useLocalDpi xmlns:a14="http://schemas.microsoft.com/office/drawing/2010/main" val="0"/>
+                        </a:ext>
+                      </a:extLst>
+                    </a:blip>
+                    <a:srcRect/>
+                    <a:stretch>
+                      <a:fillRect/>
+                    </a:stretch>
+                  </pic:blipFill>
+                  <pic:spPr bwMode="auto">
+                    <a:xfrm>
+                      <a:off x="0" y="0"/>
+                      <a:ext cx="5731510" cy="3224530"/>
+                    </a:xfrm>
+                    <a:prstGeom prst="rect">
+                      <a:avLst/>
+                    </a:prstGeom>
+                    <a:noFill/>
+                    <a:ln>
+                      <a:noFill/>
+                    </a:ln>
+                  </pic:spPr>
+                </pic:pic>
+              </a:graphicData>
+            </a:graphic>
+          </wp:anchor>
+        </w:drawing>
+      </w:r>
+      <w:r>
+        <w:rPr>
+          <w:rFonts w:ascii="Times New Roman" w:hAnsi="Times New Roman" w:cs="Times New Roman"/>
+          <w:b/>
+          <w:bCs/>
+        </w:rPr>
+        <w:t>Experiment-1</w:t>
+      </w:r>
+      <w:r>
+        <w:rPr>
+          <w:rFonts w:ascii="Times New Roman" w:hAnsi="Times New Roman" w:cs="Times New Roman"/>
+          <w:b/>
+          <w:bCs/>
+        </w:rPr>
+        <w:t>5</w:t>
+      </w:r>
+      <w:r>
+        <w:rPr>
+          <w:rFonts w:ascii="Times New Roman" w:hAnsi="Times New Roman" w:cs="Times New Roman"/>
+          <w:b/>
+          <w:bCs/>
+        </w:rPr>
+        <w:t>- DHCP Configuration</w:t>
+      </w:r>
+      <w:r>
+        <w:rPr>
+          <w:noProof/>
+        </w:rPr>
+        <w:drawing>
+          <wp:inline distT="0" distB="0" distL="0" distR="0" wp14:anchorId="2DC5A72C" wp14:editId="64CD5EC7">
+            <wp:extent cx="5731510" cy="3224530"/>
+            <wp:effectExtent l="0" t="0" r="2540" b="0"/>
+            <wp:docPr id="105323428" name="Picture 4"/>
+            <wp:cNvGraphicFramePr>
+              <a:graphicFrameLocks xmlns:a="http://schemas.openxmlformats.org/drawingml/2006/main" noChangeAspect="1"/>
+            </wp:cNvGraphicFramePr>
+            <a:graphic xmlns:a="http://schemas.openxmlformats.org/drawingml/2006/main">
+              <a:graphicData uri="http://schemas.openxmlformats.org/drawingml/2006/picture">
+                <pic:pic xmlns:pic="http://schemas.openxmlformats.org/drawingml/2006/picture">
+                  <pic:nvPicPr>
+                    <pic:cNvPr id="0" name="Picture 5"/>
+                    <pic:cNvPicPr>
+                      <a:picLocks noChangeAspect="1" noChangeArrowheads="1"/>
+                    </pic:cNvPicPr>
+                  </pic:nvPicPr>
+                  <pic:blipFill>
+                    <a:blip r:embed="rId26" cstate="print">
+                      <a:extLst>
+                        <a:ext uri="{28A0092B-C50C-407E-A947-70E740481C1C}">
+                          <a14:useLocalDpi xmlns:a14="http://schemas.microsoft.com/office/drawing/2010/main" val="0"/>
+                        </a:ext>
+                      </a:extLst>
+                    </a:blip>
+                    <a:srcRect/>
+                    <a:stretch>
+                      <a:fillRect/>
+                    </a:stretch>
+                  </pic:blipFill>
+                  <pic:spPr bwMode="auto">
+                    <a:xfrm>
+                      <a:off x="0" y="0"/>
+                      <a:ext cx="5731510" cy="3224530"/>
+                    </a:xfrm>
+                    <a:prstGeom prst="rect">
+                      <a:avLst/>
+                    </a:prstGeom>
+                    <a:noFill/>
+                    <a:ln>
+                      <a:noFill/>
+                    </a:ln>
+                  </pic:spPr>
+                </pic:pic>
+              </a:graphicData>
+            </a:graphic>
+          </wp:inline>
+        </w:drawing>
+      </w:r>
+      <w:r>
+        <w:rPr>
+          <w:noProof/>
+        </w:rPr>
+        <w:lastRenderedPageBreak/>
+        <w:drawing>
+          <wp:inline distT="0" distB="0" distL="0" distR="0" wp14:anchorId="4769D440" wp14:editId="442F4741">
+            <wp:extent cx="5731510" cy="3224530"/>
+            <wp:effectExtent l="0" t="0" r="2540" b="0"/>
+            <wp:docPr id="320769313" name="Picture 2"/>
+            <wp:cNvGraphicFramePr>
+              <a:graphicFrameLocks xmlns:a="http://schemas.openxmlformats.org/drawingml/2006/main" noChangeAspect="1"/>
+            </wp:cNvGraphicFramePr>
+            <a:graphic xmlns:a="http://schemas.openxmlformats.org/drawingml/2006/main">
+              <a:graphicData uri="http://schemas.openxmlformats.org/drawingml/2006/picture">
+                <pic:pic xmlns:pic="http://schemas.openxmlformats.org/drawingml/2006/picture">
+                  <pic:nvPicPr>
+                    <pic:cNvPr id="0" name="Picture 3"/>
+                    <pic:cNvPicPr>
+                      <a:picLocks noChangeAspect="1" noChangeArrowheads="1"/>
+                    </pic:cNvPicPr>
+                  </pic:nvPicPr>
+                  <pic:blipFill>
+                    <a:blip r:embed="rId27" cstate="print">
+                      <a:extLst>
+                        <a:ext uri="{28A0092B-C50C-407E-A947-70E740481C1C}">
+                          <a14:useLocalDpi xmlns:a14="http://schemas.microsoft.com/office/drawing/2010/main" val="0"/>
+                        </a:ext>
+                      </a:extLst>
+                    </a:blip>
+                    <a:srcRect/>
+                    <a:stretch>
+                      <a:fillRect/>
+                    </a:stretch>
+                  </pic:blipFill>
+                  <pic:spPr bwMode="auto">
+                    <a:xfrm>
+                      <a:off x="0" y="0"/>
+                      <a:ext cx="5731510" cy="3224530"/>
+                    </a:xfrm>
+                    <a:prstGeom prst="rect">
+                      <a:avLst/>
+                    </a:prstGeom>
+                    <a:noFill/>
+                    <a:ln>
+                      <a:noFill/>
+                    </a:ln>
+                  </pic:spPr>
+                </pic:pic>
+              </a:graphicData>
+            </a:graphic>
+          </wp:inline>
+        </w:drawing>
+      </w:r>
+    </w:p>
     <w:sectPr>
       <w:pgSz w:w="11906" w:h="16838"/>
       <w:pgMar w:top="1440" w:right="1440" w:bottom="1440" w:left="1440" w:header="708" w:footer="708" w:gutter="0"/>
@@ -2034,7 +2363,6 @@
   <w:style w:type="character" w:default="1" w:styleId="DefaultParagraphFont">
     <w:name w:val="Default Paragraph Font"/>
     <w:uiPriority w:val="1"/>
-    <w:semiHidden/>
     <w:unhideWhenUsed/>
   </w:style>
   <w:style w:type="table" w:default="1" w:styleId="TableNormal">

--- a/CN-Lab-Experiments/Experiment-Outputs/Computer-Networks-Lab-Outputs.docx
+++ b/CN-Lab-Experiments/Experiment-Outputs/Computer-Networks-Lab-Outputs.docx
@@ -100,7 +100,7 @@
           <w:noProof/>
         </w:rPr>
         <w:drawing>
-          <wp:inline distT="0" distB="0" distL="0" distR="0" wp14:anchorId="20F76A48" wp14:editId="06589C74">
+          <wp:inline distT="0" distB="0" distL="0" distR="0" wp14:anchorId="20F76A48" wp14:editId="2E3E0509">
             <wp:extent cx="5731510" cy="3224530"/>
             <wp:effectExtent l="0" t="0" r="2540" b="0"/>
             <wp:docPr id="1960120972" name="Picture 2"/>
@@ -175,7 +175,7 @@
           <w:noProof/>
         </w:rPr>
         <w:drawing>
-          <wp:inline distT="0" distB="0" distL="0" distR="0" wp14:anchorId="2D097EA6" wp14:editId="2B94CBBB">
+          <wp:inline distT="0" distB="0" distL="0" distR="0" wp14:anchorId="2D097EA6" wp14:editId="3F7608D7">
             <wp:extent cx="5731510" cy="3224530"/>
             <wp:effectExtent l="0" t="0" r="2540" b="0"/>
             <wp:docPr id="490723364" name="Picture 3"/>
@@ -249,7 +249,7 @@
           <w:noProof/>
         </w:rPr>
         <w:drawing>
-          <wp:inline distT="0" distB="0" distL="0" distR="0" wp14:anchorId="61051900" wp14:editId="6A17BC04">
+          <wp:inline distT="0" distB="0" distL="0" distR="0" wp14:anchorId="61051900" wp14:editId="170BEC54">
             <wp:extent cx="5731510" cy="3224530"/>
             <wp:effectExtent l="0" t="0" r="2540" b="0"/>
             <wp:docPr id="1354899343" name="Picture 4"/>
@@ -324,7 +324,7 @@
           <w:noProof/>
         </w:rPr>
         <w:drawing>
-          <wp:inline distT="0" distB="0" distL="0" distR="0" wp14:anchorId="26B21D69" wp14:editId="31461EC8">
+          <wp:inline distT="0" distB="0" distL="0" distR="0" wp14:anchorId="26B21D69" wp14:editId="022315E7">
             <wp:extent cx="5731510" cy="3224530"/>
             <wp:effectExtent l="0" t="0" r="2540" b="0"/>
             <wp:docPr id="594982680" name="Picture 5"/>
@@ -399,7 +399,7 @@
           <w:noProof/>
         </w:rPr>
         <w:drawing>
-          <wp:inline distT="0" distB="0" distL="0" distR="0" wp14:anchorId="340843D6" wp14:editId="5DB2D945">
+          <wp:inline distT="0" distB="0" distL="0" distR="0" wp14:anchorId="340843D6" wp14:editId="58E5C77E">
             <wp:extent cx="5731510" cy="3224530"/>
             <wp:effectExtent l="0" t="0" r="2540" b="0"/>
             <wp:docPr id="581998952" name="Picture 7"/>
@@ -452,7 +452,7 @@
           <w:noProof/>
         </w:rPr>
         <w:drawing>
-          <wp:inline distT="0" distB="0" distL="0" distR="0" wp14:anchorId="3C1F4B0C" wp14:editId="534D75F3">
+          <wp:inline distT="0" distB="0" distL="0" distR="0" wp14:anchorId="3C1F4B0C" wp14:editId="78D33002">
             <wp:extent cx="5731510" cy="3224530"/>
             <wp:effectExtent l="0" t="0" r="2540" b="0"/>
             <wp:docPr id="131450607" name="Picture 6"/>
@@ -668,7 +668,7 @@
           <w:noProof/>
         </w:rPr>
         <w:drawing>
-          <wp:inline distT="0" distB="0" distL="0" distR="0" wp14:anchorId="2FED156A" wp14:editId="512353AA">
+          <wp:inline distT="0" distB="0" distL="0" distR="0" wp14:anchorId="2FED156A" wp14:editId="2389CEE7">
             <wp:extent cx="5731510" cy="3224530"/>
             <wp:effectExtent l="0" t="0" r="2540" b="0"/>
             <wp:docPr id="1814943675" name="Picture 11"/>
@@ -721,7 +721,7 @@
           <w:noProof/>
         </w:rPr>
         <w:drawing>
-          <wp:inline distT="0" distB="0" distL="0" distR="0" wp14:anchorId="355B3E7A" wp14:editId="77AA08DF">
+          <wp:inline distT="0" distB="0" distL="0" distR="0" wp14:anchorId="355B3E7A" wp14:editId="03064B77">
             <wp:extent cx="5731510" cy="3224530"/>
             <wp:effectExtent l="0" t="0" r="2540" b="0"/>
             <wp:docPr id="1393713366" name="Picture 10"/>
@@ -800,7 +800,7 @@
           <w:noProof/>
         </w:rPr>
         <w:drawing>
-          <wp:inline distT="0" distB="0" distL="0" distR="0" wp14:anchorId="6EC27C5B" wp14:editId="61C903F7">
+          <wp:inline distT="0" distB="0" distL="0" distR="0" wp14:anchorId="6EC27C5B" wp14:editId="6B24EF89">
             <wp:extent cx="5731510" cy="3224530"/>
             <wp:effectExtent l="0" t="0" r="2540" b="0"/>
             <wp:docPr id="604852132" name="Picture 13"/>
@@ -853,7 +853,7 @@
           <w:noProof/>
         </w:rPr>
         <w:drawing>
-          <wp:inline distT="0" distB="0" distL="0" distR="0" wp14:anchorId="3629AEF6" wp14:editId="3AD3935C">
+          <wp:inline distT="0" distB="0" distL="0" distR="0" wp14:anchorId="3629AEF6" wp14:editId="170D0FD4">
             <wp:extent cx="5731510" cy="3224530"/>
             <wp:effectExtent l="0" t="0" r="2540" b="0"/>
             <wp:docPr id="1114359427" name="Picture 12"/>
@@ -986,7 +986,7 @@
           <w:noProof/>
         </w:rPr>
         <w:drawing>
-          <wp:inline distT="0" distB="0" distL="0" distR="0" wp14:anchorId="1B3B494E" wp14:editId="702AF3B0">
+          <wp:inline distT="0" distB="0" distL="0" distR="0" wp14:anchorId="1B3B494E" wp14:editId="64FE9E55">
             <wp:extent cx="5731510" cy="3224530"/>
             <wp:effectExtent l="0" t="0" r="2540" b="0"/>
             <wp:docPr id="1843338837" name="Picture 14"/>
@@ -1051,7 +1051,7 @@
         </w:rPr>
         <w:lastRenderedPageBreak/>
         <w:drawing>
-          <wp:anchor distT="0" distB="0" distL="114300" distR="114300" simplePos="0" relativeHeight="251658240" behindDoc="0" locked="0" layoutInCell="1" allowOverlap="1" wp14:anchorId="7909C5B8" wp14:editId="6B2B1E01">
+          <wp:anchor distT="0" distB="0" distL="114300" distR="114300" simplePos="0" relativeHeight="251658240" behindDoc="0" locked="0" layoutInCell="1" allowOverlap="1" wp14:anchorId="7909C5B8" wp14:editId="07626663">
             <wp:simplePos x="0" y="0"/>
             <wp:positionH relativeFrom="margin">
               <wp:align>center</wp:align>
@@ -1144,7 +1144,7 @@
           <w:noProof/>
         </w:rPr>
         <w:drawing>
-          <wp:inline distT="0" distB="0" distL="0" distR="0" wp14:anchorId="2CFCCB23" wp14:editId="07127BFC">
+          <wp:inline distT="0" distB="0" distL="0" distR="0" wp14:anchorId="2CFCCB23" wp14:editId="3B4CABAA">
             <wp:extent cx="5731510" cy="3223895"/>
             <wp:effectExtent l="0" t="0" r="2540" b="0"/>
             <wp:docPr id="2087405443" name="Picture 2"/>
@@ -1200,7 +1200,7 @@
         </w:rPr>
         <w:lastRenderedPageBreak/>
         <w:drawing>
-          <wp:inline distT="0" distB="0" distL="0" distR="0" wp14:anchorId="698A5EB3" wp14:editId="32552252">
+          <wp:inline distT="0" distB="0" distL="0" distR="0" wp14:anchorId="698A5EB3" wp14:editId="5DD12386">
             <wp:extent cx="5731510" cy="3223895"/>
             <wp:effectExtent l="0" t="0" r="2540" b="0"/>
             <wp:docPr id="531167841" name="Picture 4"/>
@@ -1371,7 +1371,7 @@
           <w:noProof/>
         </w:rPr>
         <w:drawing>
-          <wp:inline distT="0" distB="0" distL="0" distR="0" wp14:anchorId="04D32E17" wp14:editId="371B6DEE">
+          <wp:inline distT="0" distB="0" distL="0" distR="0" wp14:anchorId="04D32E17" wp14:editId="159059C9">
             <wp:extent cx="5731510" cy="3223895"/>
             <wp:effectExtent l="0" t="0" r="2540" b="0"/>
             <wp:docPr id="315219251" name="Picture 1"/>
@@ -1435,41 +1435,7 @@
           <w:b/>
           <w:bCs/>
         </w:rPr>
-        <w:t>Experiment-1</w:t>
-      </w:r>
-      <w:r>
-        <w:rPr>
-          <w:rFonts w:ascii="Times New Roman" w:hAnsi="Times New Roman" w:cs="Times New Roman"/>
-          <w:b/>
-          <w:bCs/>
-        </w:rPr>
-        <w:t>4</w:t>
-      </w:r>
-      <w:r>
-        <w:rPr>
-          <w:rFonts w:ascii="Times New Roman" w:hAnsi="Times New Roman" w:cs="Times New Roman"/>
-          <w:b/>
-          <w:bCs/>
-        </w:rPr>
-        <w:t xml:space="preserve">- </w:t>
-      </w:r>
-      <w:proofErr w:type="spellStart"/>
-      <w:r>
-        <w:rPr>
-          <w:rFonts w:ascii="Times New Roman" w:hAnsi="Times New Roman" w:cs="Times New Roman"/>
-          <w:b/>
-          <w:bCs/>
-        </w:rPr>
-        <w:t>xyz</w:t>
-      </w:r>
-      <w:proofErr w:type="spellEnd"/>
-      <w:r>
-        <w:rPr>
-          <w:rFonts w:ascii="Times New Roman" w:hAnsi="Times New Roman" w:cs="Times New Roman"/>
-          <w:b/>
-          <w:bCs/>
-        </w:rPr>
-        <w:t>-company-network-design</w:t>
+        <w:t>Experiment-14- xyz-company-network-design</w:t>
       </w:r>
     </w:p>
     <w:p>
@@ -1701,7 +1667,7 @@
         </w:rPr>
         <w:lastRenderedPageBreak/>
         <w:drawing>
-          <wp:inline distT="0" distB="0" distL="0" distR="0" wp14:anchorId="4769D440" wp14:editId="442F4741">
+          <wp:inline distT="0" distB="0" distL="0" distR="0" wp14:anchorId="4769D440" wp14:editId="0C4A32ED">
             <wp:extent cx="5731510" cy="3224530"/>
             <wp:effectExtent l="0" t="0" r="2540" b="0"/>
             <wp:docPr id="320769313" name="Picture 2"/>
@@ -1734,6 +1700,80 @@
                     <a:xfrm>
                       <a:off x="0" y="0"/>
                       <a:ext cx="5731510" cy="3224530"/>
+                    </a:xfrm>
+                    <a:prstGeom prst="rect">
+                      <a:avLst/>
+                    </a:prstGeom>
+                    <a:noFill/>
+                    <a:ln>
+                      <a:noFill/>
+                    </a:ln>
+                  </pic:spPr>
+                </pic:pic>
+              </a:graphicData>
+            </a:graphic>
+          </wp:inline>
+        </w:drawing>
+      </w:r>
+    </w:p>
+    <w:p/>
+    <w:p>
+      <w:pPr>
+        <w:pStyle w:val="Heading1"/>
+        <w:rPr>
+          <w:rFonts w:ascii="Times New Roman" w:hAnsi="Times New Roman" w:cs="Times New Roman"/>
+          <w:b/>
+          <w:bCs/>
+        </w:rPr>
+      </w:pPr>
+      <w:r>
+        <w:rPr>
+          <w:rFonts w:ascii="Times New Roman" w:hAnsi="Times New Roman" w:cs="Times New Roman"/>
+          <w:b/>
+          <w:bCs/>
+        </w:rPr>
+        <w:t>Experiment-15- DHCP Configuration</w:t>
+      </w:r>
+    </w:p>
+    <w:p>
+      <w:r>
+        <w:rPr>
+          <w:noProof/>
+        </w:rPr>
+        <w:drawing>
+          <wp:inline distT="0" distB="0" distL="0" distR="0" wp14:anchorId="6129DEA4" wp14:editId="1FE416C4">
+            <wp:extent cx="5731510" cy="3223260"/>
+            <wp:effectExtent l="0" t="0" r="2540" b="0"/>
+            <wp:docPr id="688383348" name="Picture 1"/>
+            <wp:cNvGraphicFramePr>
+              <a:graphicFrameLocks xmlns:a="http://schemas.openxmlformats.org/drawingml/2006/main" noChangeAspect="1"/>
+            </wp:cNvGraphicFramePr>
+            <a:graphic xmlns:a="http://schemas.openxmlformats.org/drawingml/2006/main">
+              <a:graphicData uri="http://schemas.openxmlformats.org/drawingml/2006/picture">
+                <pic:pic xmlns:pic="http://schemas.openxmlformats.org/drawingml/2006/picture">
+                  <pic:nvPicPr>
+                    <pic:cNvPr id="0" name="Picture 1"/>
+                    <pic:cNvPicPr>
+                      <a:picLocks noChangeAspect="1" noChangeArrowheads="1"/>
+                    </pic:cNvPicPr>
+                  </pic:nvPicPr>
+                  <pic:blipFill>
+                    <a:blip r:embed="rId28" cstate="print">
+                      <a:extLst>
+                        <a:ext uri="{28A0092B-C50C-407E-A947-70E740481C1C}">
+                          <a14:useLocalDpi xmlns:a14="http://schemas.microsoft.com/office/drawing/2010/main" val="0"/>
+                        </a:ext>
+                      </a:extLst>
+                    </a:blip>
+                    <a:srcRect/>
+                    <a:stretch>
+                      <a:fillRect/>
+                    </a:stretch>
+                  </pic:blipFill>
+                  <pic:spPr bwMode="auto">
+                    <a:xfrm>
+                      <a:off x="0" y="0"/>
+                      <a:ext cx="5731510" cy="3223260"/>
                     </a:xfrm>
                     <a:prstGeom prst="rect">
                       <a:avLst/>
